--- a/Laboratorio1_Sierra_IoT.docx
+++ b/Laboratorio1_Sierra_IoT.docx
@@ -209,6 +209,7 @@
       <w:r>
         <w:rPr>
           <w:rFonts w:ascii="Times New Roman" w:hAnsi="Times New Roman" w:cs="Times New Roman"/>
+          <w:noProof/>
         </w:rPr>
         <w:drawing>
           <wp:inline distT="0" distB="0" distL="0" distR="0" wp14:anchorId="63A26C4A" wp14:editId="0CBC77C3">
@@ -437,6 +438,7 @@
       <w:r>
         <w:rPr>
           <w:rFonts w:ascii="Times New Roman" w:hAnsi="Times New Roman" w:cs="Times New Roman"/>
+          <w:noProof/>
         </w:rPr>
         <w:drawing>
           <wp:inline distT="0" distB="0" distL="0" distR="0" wp14:anchorId="196D8A09" wp14:editId="2FCB8F87">
@@ -477,6 +479,307 @@
     </w:p>
     <w:p>
       <w:pPr>
+        <w:rPr>
+          <w:rFonts w:ascii="Times New Roman" w:hAnsi="Times New Roman" w:cs="Times New Roman"/>
+        </w:rPr>
+      </w:pPr>
+      <w:r>
+        <w:rPr>
+          <w:rFonts w:ascii="Times New Roman" w:hAnsi="Times New Roman" w:cs="Times New Roman"/>
+        </w:rPr>
+        <w:t>Tabla de observación:</w:t>
+      </w:r>
+    </w:p>
+    <w:tbl>
+      <w:tblPr>
+        <w:tblStyle w:val="Tablaconcuadrcula"/>
+        <w:tblW w:w="0" w:type="auto"/>
+        <w:tblLook w:val="04A0" w:firstRow="1" w:lastRow="0" w:firstColumn="1" w:lastColumn="0" w:noHBand="0" w:noVBand="1"/>
+      </w:tblPr>
+      <w:tblGrid>
+        <w:gridCol w:w="2942"/>
+        <w:gridCol w:w="2943"/>
+        <w:gridCol w:w="2943"/>
+      </w:tblGrid>
+      <w:tr>
+        <w:tc>
+          <w:tcPr>
+            <w:tcW w:w="2942" w:type="dxa"/>
+            <w:vAlign w:val="center"/>
+          </w:tcPr>
+          <w:p>
+            <w:pPr>
+              <w:rPr>
+                <w:rFonts w:ascii="Times New Roman" w:hAnsi="Times New Roman" w:cs="Times New Roman"/>
+              </w:rPr>
+            </w:pPr>
+            <w:r>
+              <w:rPr>
+                <w:b/>
+                <w:bCs/>
+              </w:rPr>
+              <w:t>Elemento modelado</w:t>
+            </w:r>
+          </w:p>
+        </w:tc>
+        <w:tc>
+          <w:tcPr>
+            <w:tcW w:w="2943" w:type="dxa"/>
+            <w:vAlign w:val="center"/>
+          </w:tcPr>
+          <w:p>
+            <w:pPr>
+              <w:rPr>
+                <w:rFonts w:ascii="Times New Roman" w:hAnsi="Times New Roman" w:cs="Times New Roman"/>
+              </w:rPr>
+            </w:pPr>
+            <w:r>
+              <w:rPr>
+                <w:b/>
+                <w:bCs/>
+              </w:rPr>
+              <w:t>Tipo</w:t>
+            </w:r>
+          </w:p>
+        </w:tc>
+        <w:tc>
+          <w:tcPr>
+            <w:tcW w:w="2943" w:type="dxa"/>
+            <w:vAlign w:val="center"/>
+          </w:tcPr>
+          <w:p>
+            <w:pPr>
+              <w:rPr>
+                <w:rFonts w:ascii="Times New Roman" w:hAnsi="Times New Roman" w:cs="Times New Roman"/>
+              </w:rPr>
+            </w:pPr>
+            <w:r>
+              <w:rPr>
+                <w:b/>
+                <w:bCs/>
+              </w:rPr>
+              <w:t>Justificación / Observación</w:t>
+            </w:r>
+          </w:p>
+        </w:tc>
+      </w:tr>
+      <w:tr>
+        <w:tc>
+          <w:tcPr>
+            <w:tcW w:w="2942" w:type="dxa"/>
+            <w:vAlign w:val="center"/>
+          </w:tcPr>
+          <w:p>
+            <w:pPr>
+              <w:rPr>
+                <w:rFonts w:ascii="Times New Roman" w:hAnsi="Times New Roman" w:cs="Times New Roman"/>
+              </w:rPr>
+            </w:pPr>
+            <w:proofErr w:type="spellStart"/>
+            <w:r>
+              <w:t>Temperature</w:t>
+            </w:r>
+            <w:proofErr w:type="spellEnd"/>
+          </w:p>
+        </w:tc>
+        <w:tc>
+          <w:tcPr>
+            <w:tcW w:w="2943" w:type="dxa"/>
+            <w:vAlign w:val="center"/>
+          </w:tcPr>
+          <w:p>
+            <w:pPr>
+              <w:rPr>
+                <w:rFonts w:ascii="Times New Roman" w:hAnsi="Times New Roman" w:cs="Times New Roman"/>
+              </w:rPr>
+            </w:pPr>
+            <w:r>
+              <w:t>Telemetría</w:t>
+            </w:r>
+          </w:p>
+        </w:tc>
+        <w:tc>
+          <w:tcPr>
+            <w:tcW w:w="2943" w:type="dxa"/>
+            <w:vAlign w:val="center"/>
+          </w:tcPr>
+          <w:p>
+            <w:pPr>
+              <w:rPr>
+                <w:rFonts w:ascii="Times New Roman" w:hAnsi="Times New Roman" w:cs="Times New Roman"/>
+              </w:rPr>
+            </w:pPr>
+            <w:r>
+              <w:t>Variable crítica para calidad de aire</w:t>
+            </w:r>
+          </w:p>
+        </w:tc>
+      </w:tr>
+      <w:tr>
+        <w:tc>
+          <w:tcPr>
+            <w:tcW w:w="2942" w:type="dxa"/>
+            <w:vAlign w:val="center"/>
+          </w:tcPr>
+          <w:p>
+            <w:pPr>
+              <w:rPr>
+                <w:rFonts w:ascii="Times New Roman" w:hAnsi="Times New Roman" w:cs="Times New Roman"/>
+              </w:rPr>
+            </w:pPr>
+            <w:proofErr w:type="spellStart"/>
+            <w:r>
+              <w:t>Battery</w:t>
+            </w:r>
+            <w:proofErr w:type="spellEnd"/>
+            <w:r>
+              <w:t xml:space="preserve"> Level</w:t>
+            </w:r>
+          </w:p>
+        </w:tc>
+        <w:tc>
+          <w:tcPr>
+            <w:tcW w:w="2943" w:type="dxa"/>
+            <w:vAlign w:val="center"/>
+          </w:tcPr>
+          <w:p>
+            <w:pPr>
+              <w:rPr>
+                <w:rFonts w:ascii="Times New Roman" w:hAnsi="Times New Roman" w:cs="Times New Roman"/>
+              </w:rPr>
+            </w:pPr>
+            <w:r>
+              <w:t>Telemetría</w:t>
+            </w:r>
+          </w:p>
+        </w:tc>
+        <w:tc>
+          <w:tcPr>
+            <w:tcW w:w="2943" w:type="dxa"/>
+            <w:vAlign w:val="center"/>
+          </w:tcPr>
+          <w:p>
+            <w:pPr>
+              <w:rPr>
+                <w:rFonts w:ascii="Times New Roman" w:hAnsi="Times New Roman" w:cs="Times New Roman"/>
+              </w:rPr>
+            </w:pPr>
+            <w:r>
+              <w:t>Permite monitorear autonomía del sensor</w:t>
+            </w:r>
+          </w:p>
+        </w:tc>
+      </w:tr>
+      <w:tr>
+        <w:tc>
+          <w:tcPr>
+            <w:tcW w:w="2942" w:type="dxa"/>
+            <w:vAlign w:val="center"/>
+          </w:tcPr>
+          <w:p>
+            <w:pPr>
+              <w:rPr>
+                <w:rFonts w:ascii="Times New Roman" w:hAnsi="Times New Roman" w:cs="Times New Roman"/>
+              </w:rPr>
+            </w:pPr>
+            <w:r>
+              <w:t>Alarms</w:t>
+            </w:r>
+          </w:p>
+        </w:tc>
+        <w:tc>
+          <w:tcPr>
+            <w:tcW w:w="2943" w:type="dxa"/>
+            <w:vAlign w:val="center"/>
+          </w:tcPr>
+          <w:p>
+            <w:pPr>
+              <w:rPr>
+                <w:rFonts w:ascii="Times New Roman" w:hAnsi="Times New Roman" w:cs="Times New Roman"/>
+              </w:rPr>
+            </w:pPr>
+            <w:r>
+              <w:t>Telemetría</w:t>
+            </w:r>
+          </w:p>
+        </w:tc>
+        <w:tc>
+          <w:tcPr>
+            <w:tcW w:w="2943" w:type="dxa"/>
+            <w:vAlign w:val="center"/>
+          </w:tcPr>
+          <w:p>
+            <w:pPr>
+              <w:rPr>
+                <w:rFonts w:ascii="Times New Roman" w:hAnsi="Times New Roman" w:cs="Times New Roman"/>
+              </w:rPr>
+            </w:pPr>
+            <w:r>
+              <w:t>Indica eventos anómalos</w:t>
+            </w:r>
+          </w:p>
+        </w:tc>
+      </w:tr>
+      <w:tr>
+        <w:tc>
+          <w:tcPr>
+            <w:tcW w:w="2942" w:type="dxa"/>
+            <w:vAlign w:val="center"/>
+          </w:tcPr>
+          <w:p>
+            <w:pPr>
+              <w:rPr>
+                <w:rFonts w:ascii="Times New Roman" w:hAnsi="Times New Roman" w:cs="Times New Roman"/>
+              </w:rPr>
+            </w:pPr>
+            <w:r>
+              <w:t>RSSI</w:t>
+            </w:r>
+          </w:p>
+        </w:tc>
+        <w:tc>
+          <w:tcPr>
+            <w:tcW w:w="2943" w:type="dxa"/>
+            <w:vAlign w:val="center"/>
+          </w:tcPr>
+          <w:p>
+            <w:pPr>
+              <w:rPr>
+                <w:rFonts w:ascii="Times New Roman" w:hAnsi="Times New Roman" w:cs="Times New Roman"/>
+              </w:rPr>
+            </w:pPr>
+            <w:r>
+              <w:t>Telemetría</w:t>
+            </w:r>
+          </w:p>
+        </w:tc>
+        <w:tc>
+          <w:tcPr>
+            <w:tcW w:w="2943" w:type="dxa"/>
+            <w:vAlign w:val="center"/>
+          </w:tcPr>
+          <w:p>
+            <w:pPr>
+              <w:rPr>
+                <w:rFonts w:ascii="Times New Roman" w:hAnsi="Times New Roman" w:cs="Times New Roman"/>
+              </w:rPr>
+            </w:pPr>
+            <w:r>
+              <w:t>Mide calidad de señal de conexión</w:t>
+            </w:r>
+          </w:p>
+        </w:tc>
+      </w:tr>
+    </w:tbl>
+    <w:p>
+      <w:pPr>
+        <w:rPr>
+          <w:rFonts w:ascii="Times New Roman" w:hAnsi="Times New Roman" w:cs="Times New Roman"/>
+        </w:rPr>
+      </w:pPr>
+    </w:p>
+    <w:p>
+      <w:pPr>
         <w:pStyle w:val="Prrafodelista"/>
         <w:numPr>
           <w:ilvl w:val="0"/>
@@ -527,7 +830,9 @@
       <w:r>
         <w:rPr>
           <w:rFonts w:ascii="Times New Roman" w:hAnsi="Times New Roman" w:cs="Times New Roman"/>
-        </w:rPr>
+          <w:noProof/>
+        </w:rPr>
+        <w:lastRenderedPageBreak/>
         <w:drawing>
           <wp:inline distT="0" distB="0" distL="0" distR="0" wp14:anchorId="38AB7625" wp14:editId="51C4D32A">
             <wp:extent cx="4522711" cy="3619500"/>
@@ -617,14 +922,7 @@
         <w:rPr>
           <w:rFonts w:ascii="Times New Roman" w:hAnsi="Times New Roman" w:cs="Times New Roman"/>
         </w:rPr>
-        <w:t xml:space="preserve">incluir datos propios y trabajar en los dispositivos mediante métodos externos como se exploraría en futuros laboratorios con </w:t>
-      </w:r>
-      <w:r>
-        <w:rPr>
-          <w:rFonts w:ascii="Times New Roman" w:hAnsi="Times New Roman" w:cs="Times New Roman"/>
-        </w:rPr>
-        <w:lastRenderedPageBreak/>
-        <w:t>la conexión a visual studio code y la aplicación móvil de Azure.</w:t>
+        <w:t>incluir datos propios y trabajar en los dispositivos mediante métodos externos como se exploraría en futuros laboratorios con la conexión a visual studio code y la aplicación móvil de Azure.</w:t>
       </w:r>
       <w:r>
         <w:rPr>
@@ -783,6 +1081,7 @@
         <w:rPr>
           <w:rFonts w:ascii="Times New Roman" w:hAnsi="Times New Roman" w:cs="Times New Roman"/>
         </w:rPr>
+        <w:lastRenderedPageBreak/>
         <w:t>La telemetría, ya que esta debería de ser organizada para ser analizada de forma eficiente entre esos cientos de dispositivos</w:t>
       </w:r>
       <w:r>
@@ -1744,6 +2043,7 @@
   <w:style w:type="character" w:default="1" w:styleId="Fuentedeprrafopredeter">
     <w:name w:val="Default Paragraph Font"/>
     <w:uiPriority w:val="1"/>
+    <w:semiHidden/>
     <w:unhideWhenUsed/>
   </w:style>
   <w:style w:type="table" w:default="1" w:styleId="Tablanormal">
@@ -2056,6 +2356,25 @@
       <w:color w:val="0F4761" w:themeColor="accent1" w:themeShade="BF"/>
       <w:spacing w:val="5"/>
     </w:rPr>
+  </w:style>
+  <w:style w:type="table" w:styleId="Tablaconcuadrcula">
+    <w:name w:val="Table Grid"/>
+    <w:basedOn w:val="Tablanormal"/>
+    <w:uiPriority w:val="39"/>
+    <w:rsid w:val="00051867"/>
+    <w:pPr>
+      <w:spacing w:after="0" w:line="240" w:lineRule="auto"/>
+    </w:pPr>
+    <w:tblPr>
+      <w:tblBorders>
+        <w:top w:val="single" w:sz="4" w:space="0" w:color="auto"/>
+        <w:left w:val="single" w:sz="4" w:space="0" w:color="auto"/>
+        <w:bottom w:val="single" w:sz="4" w:space="0" w:color="auto"/>
+        <w:right w:val="single" w:sz="4" w:space="0" w:color="auto"/>
+        <w:insideH w:val="single" w:sz="4" w:space="0" w:color="auto"/>
+        <w:insideV w:val="single" w:sz="4" w:space="0" w:color="auto"/>
+      </w:tblBorders>
+    </w:tblPr>
   </w:style>
 </w:styles>
 </file>
